--- a/output/docx/LoginServidorAdministrador.docx
+++ b/output/docx/LoginServidorAdministrador.docx
@@ -244,6 +244,38 @@
           </w:p>
         </w:tc>
       </w:tr>
+      <w:tr>
+        <w:tc>
+          <w:p>
+            <w:r>
+              <w:rPr>
+                <w:sz w:val="18"/>
+              </w:rPr>
+              <w:t>3</w:t>
+            </w:r>
+          </w:p>
+        </w:tc>
+        <w:tc>
+          <w:p>
+            <w:r>
+              <w:rPr>
+                <w:sz w:val="18"/>
+              </w:rPr>
+              <w:t>administrador: abre outro navegador na pagina de login e insere user e password do usuario ja logado</w:t>
+            </w:r>
+          </w:p>
+        </w:tc>
+        <w:tc>
+          <w:p>
+            <w:r>
+              <w:rPr>
+                <w:sz w:val="18"/>
+              </w:rPr>
+              <w:t>SYSTEM desloga o usuario na pagina anterior e continua sua sessao na nova pagina</w:t>
+            </w:r>
+          </w:p>
+        </w:tc>
+      </w:tr>
     </w:tbl>
     <w:p>
       <w:r>
@@ -466,6 +498,38 @@
           </w:p>
         </w:tc>
       </w:tr>
+      <w:tr>
+        <w:tc>
+          <w:p>
+            <w:r>
+              <w:rPr>
+                <w:sz w:val="18"/>
+              </w:rPr>
+              <w:t>4</w:t>
+            </w:r>
+          </w:p>
+        </w:tc>
+        <w:tc>
+          <w:p>
+            <w:r>
+              <w:rPr>
+                <w:sz w:val="18"/>
+              </w:rPr>
+              <w:t>administrador: abre outro navegador na pagina de login e insere user e password do usuario ja logado</w:t>
+            </w:r>
+          </w:p>
+        </w:tc>
+        <w:tc>
+          <w:p>
+            <w:r>
+              <w:rPr>
+                <w:sz w:val="18"/>
+              </w:rPr>
+              <w:t>SYSTEM desloga o usuario na pagina anterior e continua sua sessao na nova pagina</w:t>
+            </w:r>
+          </w:p>
+        </w:tc>
+      </w:tr>
     </w:tbl>
     <w:p>
       <w:r>
@@ -688,6 +752,38 @@
           </w:p>
         </w:tc>
       </w:tr>
+      <w:tr>
+        <w:tc>
+          <w:p>
+            <w:r>
+              <w:rPr>
+                <w:sz w:val="18"/>
+              </w:rPr>
+              <w:t>4</w:t>
+            </w:r>
+          </w:p>
+        </w:tc>
+        <w:tc>
+          <w:p>
+            <w:r>
+              <w:rPr>
+                <w:sz w:val="18"/>
+              </w:rPr>
+              <w:t>administrador: abre outro navegador na pagina de login e insere user e password do usuario ja logado</w:t>
+            </w:r>
+          </w:p>
+        </w:tc>
+        <w:tc>
+          <w:p>
+            <w:r>
+              <w:rPr>
+                <w:sz w:val="18"/>
+              </w:rPr>
+              <w:t>SYSTEM desloga o usuario na pagina anterior e continua sua sessao na nova pagina</w:t>
+            </w:r>
+          </w:p>
+        </w:tc>
+      </w:tr>
     </w:tbl>
     <w:p>
       <w:r>

--- a/output/docx/LoginServidorAdministrador.docx
+++ b/output/docx/LoginServidorAdministrador.docx
@@ -106,7 +106,7 @@
         <w:rPr>
           <w:sz w:val="20"/>
         </w:rPr>
-        <w:t/>
+        <w:t>O usuario deve estar logado</w:t>
       </w:r>
     </w:p>
     <w:tbl>
@@ -239,39 +239,7 @@
               <w:rPr>
                 <w:sz w:val="18"/>
               </w:rPr>
-              <w:t>SYSTEM exibe pagina 'Search extraction'</w:t>
-            </w:r>
-          </w:p>
-        </w:tc>
-      </w:tr>
-      <w:tr>
-        <w:tc>
-          <w:p>
-            <w:r>
-              <w:rPr>
-                <w:sz w:val="18"/>
-              </w:rPr>
-              <w:t>3</w:t>
-            </w:r>
-          </w:p>
-        </w:tc>
-        <w:tc>
-          <w:p>
-            <w:r>
-              <w:rPr>
-                <w:sz w:val="18"/>
-              </w:rPr>
-              <w:t>administrador: abre outro navegador na pagina de login e insere user e password do usuario ja logado</w:t>
-            </w:r>
-          </w:p>
-        </w:tc>
-        <w:tc>
-          <w:p>
-            <w:r>
-              <w:rPr>
-                <w:sz w:val="18"/>
-              </w:rPr>
-              <w:t>SYSTEM desloga o usuario na pagina anterior e continua sua sessao na nova pagina</w:t>
+              <w:t>SYSTEM exibe pagina “Search extraction”</w:t>
             </w:r>
           </w:p>
         </w:tc>
@@ -328,7 +296,7 @@
         <w:rPr>
           <w:sz w:val="20"/>
         </w:rPr>
-        <w:t/>
+        <w:t>O usuario deve estar logado</w:t>
       </w:r>
     </w:p>
     <w:tbl>
@@ -461,7 +429,7 @@
               <w:rPr>
                 <w:sz w:val="18"/>
               </w:rPr>
-              <w:t>SYSTEM exibe na pagina de login uma mensagem de usuario ou senha incorretos</w:t>
+              <w:t>SYSTEM exibe mensagem “Invalid user or password” na pagina de login</w:t>
             </w:r>
           </w:p>
         </w:tc>
@@ -493,39 +461,7 @@
               <w:rPr>
                 <w:sz w:val="18"/>
               </w:rPr>
-              <w:t>SYSTEM exibe pagina 'Search extraction'</w:t>
-            </w:r>
-          </w:p>
-        </w:tc>
-      </w:tr>
-      <w:tr>
-        <w:tc>
-          <w:p>
-            <w:r>
-              <w:rPr>
-                <w:sz w:val="18"/>
-              </w:rPr>
-              <w:t>4</w:t>
-            </w:r>
-          </w:p>
-        </w:tc>
-        <w:tc>
-          <w:p>
-            <w:r>
-              <w:rPr>
-                <w:sz w:val="18"/>
-              </w:rPr>
-              <w:t>administrador: abre outro navegador na pagina de login e insere user e password do usuario ja logado</w:t>
-            </w:r>
-          </w:p>
-        </w:tc>
-        <w:tc>
-          <w:p>
-            <w:r>
-              <w:rPr>
-                <w:sz w:val="18"/>
-              </w:rPr>
-              <w:t>SYSTEM desloga o usuario na pagina anterior e continua sua sessao na nova pagina</w:t>
+              <w:t>SYSTEM exibe pagina “Search extraction”</w:t>
             </w:r>
           </w:p>
         </w:tc>
@@ -582,7 +518,7 @@
         <w:rPr>
           <w:sz w:val="20"/>
         </w:rPr>
-        <w:t/>
+        <w:t>O usuario deve estar logado</w:t>
       </w:r>
     </w:p>
     <w:tbl>
@@ -715,7 +651,7 @@
               <w:rPr>
                 <w:sz w:val="18"/>
               </w:rPr>
-              <w:t>SYSTEM exibe mensagem de usuario ou senha incorretos na pagina de login; informa o numero de tentativas restantes ate que o usuario seja bloqueado</w:t>
+              <w:t>SYSTEM exibe mensagem “User or Password incorrect. Attempts remaining until the account lockout: #tentativas restantes#” na página de login</w:t>
             </w:r>
           </w:p>
         </w:tc>
@@ -747,39 +683,7 @@
               <w:rPr>
                 <w:sz w:val="18"/>
               </w:rPr>
-              <w:t>SYSTEM exibe pagina 'Search extraction'</w:t>
-            </w:r>
-          </w:p>
-        </w:tc>
-      </w:tr>
-      <w:tr>
-        <w:tc>
-          <w:p>
-            <w:r>
-              <w:rPr>
-                <w:sz w:val="18"/>
-              </w:rPr>
-              <w:t>4</w:t>
-            </w:r>
-          </w:p>
-        </w:tc>
-        <w:tc>
-          <w:p>
-            <w:r>
-              <w:rPr>
-                <w:sz w:val="18"/>
-              </w:rPr>
-              <w:t>administrador: abre outro navegador na pagina de login e insere user e password do usuario ja logado</w:t>
-            </w:r>
-          </w:p>
-        </w:tc>
-        <w:tc>
-          <w:p>
-            <w:r>
-              <w:rPr>
-                <w:sz w:val="18"/>
-              </w:rPr>
-              <w:t>SYSTEM desloga o usuario na pagina anterior e continua sua sessao na nova pagina</w:t>
+              <w:t>SYSTEM exibe pagina “Search extraction”</w:t>
             </w:r>
           </w:p>
         </w:tc>
@@ -800,7 +704,7 @@
           <w:sz w:val="24"/>
           <w:color w:val="2B6CB0"/>
         </w:rPr>
-        <w:t>[TC4] Alternative Flow 3: Numero de tentativas invalidas e 5</w:t>
+        <w:t>[TC4] Alternative Flow 3: Número de tentativas invalidas e 5</w:t>
       </w:r>
     </w:p>
     <w:p>
@@ -836,7 +740,7 @@
         <w:rPr>
           <w:sz w:val="20"/>
         </w:rPr>
-        <w:t/>
+        <w:t>O usuario deve estar logado</w:t>
       </w:r>
     </w:p>
     <w:tbl>
@@ -959,17 +863,17 @@
               <w:rPr>
                 <w:sz w:val="18"/>
               </w:rPr>
-              <w:t>administrador: digita o user correte e o password invalido pela sexta vez e pressiona o botao Login</w:t>
-            </w:r>
-          </w:p>
-        </w:tc>
-        <w:tc>
-          <w:p>
-            <w:r>
-              <w:rPr>
-                <w:sz w:val="18"/>
-              </w:rPr>
-              <w:t>SYSTEM bloqueia o usuario e exibe uma mensagem informando que o usuario foi bloqueado</w:t>
+              <w:t>administrador: digita o user de um usuario administrador corretamente, digita uma password inválida pela sexta vez e pressiona o botao Login</w:t>
+            </w:r>
+          </w:p>
+        </w:tc>
+        <w:tc>
+          <w:p>
+            <w:r>
+              <w:rPr>
+                <w:sz w:val="18"/>
+              </w:rPr>
+              <w:t>SYSTEM bloqueia o usuario</w:t>
             </w:r>
           </w:p>
         </w:tc>
@@ -991,17 +895,17 @@
               <w:rPr>
                 <w:sz w:val="18"/>
               </w:rPr>
-              <w:t>administrador: tenta mais uma vez logar na conta do usuário, agora com dados validos</w:t>
-            </w:r>
-          </w:p>
-        </w:tc>
-        <w:tc>
-          <w:p>
-            <w:r>
-              <w:rPr>
-                <w:sz w:val="18"/>
-              </w:rPr>
-              <w:t>SYSTEM exibe mensagem informando usuario esta bloqueado</w:t>
+              <w:t>system: SYSTEM: exibe a mensagem “This user has been blocked.”</w:t>
+            </w:r>
+          </w:p>
+        </w:tc>
+        <w:tc>
+          <w:p>
+            <w:r>
+              <w:rPr>
+                <w:sz w:val="18"/>
+              </w:rPr>
+              <w:t>exibe a mensagem “This user has been blocked.”</w:t>
             </w:r>
           </w:p>
         </w:tc>
@@ -1381,7 +1285,7 @@
               <w:rPr>
                 <w:sz w:val="18"/>
               </w:rPr>
-              <w:t>SYSTEM exibe mensagem indicando que usuario foi bloqueado</w:t>
+              <w:t>SYSTEM exibe a mensagem “This user has been blocked.”</w:t>
             </w:r>
           </w:p>
         </w:tc>

--- a/output/docx/LoginServidorAdministrador.docx
+++ b/output/docx/LoginServidorAdministrador.docx
@@ -88,7 +88,7 @@
         <w:rPr>
           <w:sz w:val="20"/>
         </w:rPr>
-        <w:t>Deve existir um usuario cadastrado com perfil administrador</w:t>
+        <w:t>Deve existir um usuário cadastrado com perfil administrador</w:t>
       </w:r>
     </w:p>
     <w:p>
@@ -106,7 +106,7 @@
         <w:rPr>
           <w:sz w:val="20"/>
         </w:rPr>
-        <w:t>O usuario deve estar logado</w:t>
+        <w:t/>
       </w:r>
     </w:p>
     <w:tbl>
@@ -197,49 +197,17 @@
               <w:rPr>
                 <w:sz w:val="18"/>
               </w:rPr>
-              <w:t>administrador: acessa o sistema</w:t>
-            </w:r>
-          </w:p>
-        </w:tc>
-        <w:tc>
-          <w:p>
-            <w:r>
-              <w:rPr>
-                <w:sz w:val="18"/>
-              </w:rPr>
-              <w:t>SYSTEM exibe pagina de login</w:t>
-            </w:r>
-          </w:p>
-        </w:tc>
-      </w:tr>
-      <w:tr>
-        <w:tc>
-          <w:p>
-            <w:r>
-              <w:rPr>
-                <w:sz w:val="18"/>
-              </w:rPr>
-              <w:t>2</w:t>
-            </w:r>
-          </w:p>
-        </w:tc>
-        <w:tc>
-          <w:p>
-            <w:r>
-              <w:rPr>
-                <w:sz w:val="18"/>
-              </w:rPr>
-              <w:t>administrador: digita o user e a password de um usuario administrador e pressiona o botao Login</w:t>
-            </w:r>
-          </w:p>
-        </w:tc>
-        <w:tc>
-          <w:p>
-            <w:r>
-              <w:rPr>
-                <w:sz w:val="18"/>
-              </w:rPr>
-              <w:t>SYSTEM exibe pagina “Search extraction”</w:t>
+              <w:t>administrador: digita um login e pasword de usuário administrador e pressiona o botão Login</w:t>
+            </w:r>
+          </w:p>
+        </w:tc>
+        <w:tc>
+          <w:p>
+            <w:r>
+              <w:rPr>
+                <w:sz w:val="18"/>
+              </w:rPr>
+              <w:t>SYSTEM exibe tela “Search extraction”</w:t>
             </w:r>
           </w:p>
         </w:tc>
@@ -260,7 +228,7 @@
           <w:sz w:val="24"/>
           <w:color w:val="2B6CB0"/>
         </w:rPr>
-        <w:t>[TC2] Alternative Flow 1: User invalido</w:t>
+        <w:t>[TC2] Alternative Flow 1: Login ou Password inválidos</w:t>
       </w:r>
     </w:p>
     <w:p>
@@ -278,7 +246,7 @@
         <w:rPr>
           <w:sz w:val="20"/>
         </w:rPr>
-        <w:t>Deve existir um usuario cadastrado com perfil administrador</w:t>
+        <w:t>Deve existir um usuário cadastrado com perfil administrador</w:t>
       </w:r>
     </w:p>
     <w:p>
@@ -296,7 +264,7 @@
         <w:rPr>
           <w:sz w:val="20"/>
         </w:rPr>
-        <w:t>O usuario deve estar logado</w:t>
+        <w:t/>
       </w:r>
     </w:p>
     <w:tbl>
@@ -387,17 +355,17 @@
               <w:rPr>
                 <w:sz w:val="18"/>
               </w:rPr>
-              <w:t>administrador: acessa o sistema</w:t>
-            </w:r>
-          </w:p>
-        </w:tc>
-        <w:tc>
-          <w:p>
-            <w:r>
-              <w:rPr>
-                <w:sz w:val="18"/>
-              </w:rPr>
-              <w:t>SYSTEM exibe pagina de login</w:t>
+              <w:t>administrador: digita um login de usuário administrador e/ou password invalidos e pressiona Login</w:t>
+            </w:r>
+          </w:p>
+        </w:tc>
+        <w:tc>
+          <w:p>
+            <w:r>
+              <w:rPr>
+                <w:sz w:val="18"/>
+              </w:rPr>
+              <w:t>SYSTEM exibe mensagem “Invalid username or password” na tela de login</w:t>
             </w:r>
           </w:p>
         </w:tc>
@@ -419,49 +387,17 @@
               <w:rPr>
                 <w:sz w:val="18"/>
               </w:rPr>
-              <w:t>administrador: digita o user de um usuário invalido, digita uma password e pressiona o botao Login</w:t>
-            </w:r>
-          </w:p>
-        </w:tc>
-        <w:tc>
-          <w:p>
-            <w:r>
-              <w:rPr>
-                <w:sz w:val="18"/>
-              </w:rPr>
-              <w:t>SYSTEM exibe mensagem “Invalid user or password” na pagina de login</w:t>
-            </w:r>
-          </w:p>
-        </w:tc>
-      </w:tr>
-      <w:tr>
-        <w:tc>
-          <w:p>
-            <w:r>
-              <w:rPr>
-                <w:sz w:val="18"/>
-              </w:rPr>
-              <w:t>3</w:t>
-            </w:r>
-          </w:p>
-        </w:tc>
-        <w:tc>
-          <w:p>
-            <w:r>
-              <w:rPr>
-                <w:sz w:val="18"/>
-              </w:rPr>
-              <w:t>administrador: digita o user e a password de um usuario administrador e pressiona o botao Login</w:t>
-            </w:r>
-          </w:p>
-        </w:tc>
-        <w:tc>
-          <w:p>
-            <w:r>
-              <w:rPr>
-                <w:sz w:val="18"/>
-              </w:rPr>
-              <w:t>SYSTEM exibe pagina “Search extraction”</w:t>
+              <w:t>administrador: digita um login e pasword de usuário administrador e pressiona o botão Login</w:t>
+            </w:r>
+          </w:p>
+        </w:tc>
+        <w:tc>
+          <w:p>
+            <w:r>
+              <w:rPr>
+                <w:sz w:val="18"/>
+              </w:rPr>
+              <w:t>SYSTEM exibe tela “Search extraction”</w:t>
             </w:r>
           </w:p>
         </w:tc>
@@ -482,7 +418,7 @@
           <w:sz w:val="24"/>
           <w:color w:val="2B6CB0"/>
         </w:rPr>
-        <w:t>[TC3] Alternative Flow 2: Password invalida</w:t>
+        <w:t>[TC3] Alternative Flow 2: Número de tentativas inválidas é 3</w:t>
       </w:r>
     </w:p>
     <w:p>
@@ -500,7 +436,7 @@
         <w:rPr>
           <w:sz w:val="20"/>
         </w:rPr>
-        <w:t>Deve existir um usuario cadastrado com perfil administrador</w:t>
+        <w:t>Deve existir um usuário cadastrado com perfil administrador</w:t>
       </w:r>
     </w:p>
     <w:p>
@@ -518,7 +454,7 @@
         <w:rPr>
           <w:sz w:val="20"/>
         </w:rPr>
-        <w:t>O usuario deve estar logado</w:t>
+        <w:t/>
       </w:r>
     </w:p>
     <w:tbl>
@@ -609,17 +545,17 @@
               <w:rPr>
                 <w:sz w:val="18"/>
               </w:rPr>
-              <w:t>administrador: acessa o sistema</w:t>
-            </w:r>
-          </w:p>
-        </w:tc>
-        <w:tc>
-          <w:p>
-            <w:r>
-              <w:rPr>
-                <w:sz w:val="18"/>
-              </w:rPr>
-              <w:t>SYSTEM exibe pagina de login</w:t>
+              <w:t>administrador: digita um login de usuário administrador e/ou password invalidos pela terceira vez e pressiona Login</w:t>
+            </w:r>
+          </w:p>
+        </w:tc>
+        <w:tc>
+          <w:p>
+            <w:r>
+              <w:rPr>
+                <w:sz w:val="18"/>
+              </w:rPr>
+              <w:t>SYSTEM exibe mensagem de alerta</w:t>
             </w:r>
           </w:p>
         </w:tc>
@@ -641,49 +577,17 @@
               <w:rPr>
                 <w:sz w:val="18"/>
               </w:rPr>
-              <w:t>administrador: digita o user de um usuario administrador corretamente, digita uma password inválida e pressiona o botão Login</w:t>
-            </w:r>
-          </w:p>
-        </w:tc>
-        <w:tc>
-          <w:p>
-            <w:r>
-              <w:rPr>
-                <w:sz w:val="18"/>
-              </w:rPr>
-              <w:t>SYSTEM exibe mensagem “User or Password incorrect. Attempts remaining until the account lockout: #tentativas restantes#” na página de login</w:t>
-            </w:r>
-          </w:p>
-        </w:tc>
-      </w:tr>
-      <w:tr>
-        <w:tc>
-          <w:p>
-            <w:r>
-              <w:rPr>
-                <w:sz w:val="18"/>
-              </w:rPr>
-              <w:t>3</w:t>
-            </w:r>
-          </w:p>
-        </w:tc>
-        <w:tc>
-          <w:p>
-            <w:r>
-              <w:rPr>
-                <w:sz w:val="18"/>
-              </w:rPr>
-              <w:t>administrador: digita o user e a password de um usuario administrador e pressiona o botao Login</w:t>
-            </w:r>
-          </w:p>
-        </w:tc>
-        <w:tc>
-          <w:p>
-            <w:r>
-              <w:rPr>
-                <w:sz w:val="18"/>
-              </w:rPr>
-              <w:t>SYSTEM exibe pagina “Search extraction”</w:t>
+              <w:t>administrador: digita um login e pasword de usuário administrador e pressiona o botão Login</w:t>
+            </w:r>
+          </w:p>
+        </w:tc>
+        <w:tc>
+          <w:p>
+            <w:r>
+              <w:rPr>
+                <w:sz w:val="18"/>
+              </w:rPr>
+              <w:t>SYSTEM exibe tela “Search extraction”</w:t>
             </w:r>
           </w:p>
         </w:tc>
@@ -704,7 +608,7 @@
           <w:sz w:val="24"/>
           <w:color w:val="2B6CB0"/>
         </w:rPr>
-        <w:t>[TC4] Alternative Flow 3: Número de tentativas invalidas e 5</w:t>
+        <w:t>[TC4] Alternative Flow 3: Número de tentativas inválidas é 5</w:t>
       </w:r>
     </w:p>
     <w:p>
@@ -722,7 +626,7 @@
         <w:rPr>
           <w:sz w:val="20"/>
         </w:rPr>
-        <w:t>Deve existir um usuario cadastrado com perfil administrador</w:t>
+        <w:t>Deve existir um usuário cadastrado com perfil administrador</w:t>
       </w:r>
     </w:p>
     <w:p>
@@ -740,7 +644,7 @@
         <w:rPr>
           <w:sz w:val="20"/>
         </w:rPr>
-        <w:t>O usuario deve estar logado</w:t>
+        <w:t/>
       </w:r>
     </w:p>
     <w:tbl>
@@ -831,17 +735,17 @@
               <w:rPr>
                 <w:sz w:val="18"/>
               </w:rPr>
-              <w:t>administrador: acessa o sistema</w:t>
-            </w:r>
-          </w:p>
-        </w:tc>
-        <w:tc>
-          <w:p>
-            <w:r>
-              <w:rPr>
-                <w:sz w:val="18"/>
-              </w:rPr>
-              <w:t>SYSTEM exibe pagina de login</w:t>
+              <w:t>administrador: digita um login de usuário administrador e/ou password invalidos pela quinta vez e pressiona Login</w:t>
+            </w:r>
+          </w:p>
+        </w:tc>
+        <w:tc>
+          <w:p>
+            <w:r>
+              <w:rPr>
+                <w:sz w:val="18"/>
+              </w:rPr>
+              <w:t>SYSTEM bloqueia a sessão</w:t>
             </w:r>
           </w:p>
         </w:tc>
@@ -863,49 +767,17 @@
               <w:rPr>
                 <w:sz w:val="18"/>
               </w:rPr>
-              <w:t>administrador: digita o user de um usuario administrador corretamente, digita uma password inválida pela sexta vez e pressiona o botao Login</w:t>
-            </w:r>
-          </w:p>
-        </w:tc>
-        <w:tc>
-          <w:p>
-            <w:r>
-              <w:rPr>
-                <w:sz w:val="18"/>
-              </w:rPr>
-              <w:t>SYSTEM bloqueia o usuario</w:t>
-            </w:r>
-          </w:p>
-        </w:tc>
-      </w:tr>
-      <w:tr>
-        <w:tc>
-          <w:p>
-            <w:r>
-              <w:rPr>
-                <w:sz w:val="18"/>
-              </w:rPr>
-              <w:t>3</w:t>
-            </w:r>
-          </w:p>
-        </w:tc>
-        <w:tc>
-          <w:p>
-            <w:r>
-              <w:rPr>
-                <w:sz w:val="18"/>
-              </w:rPr>
-              <w:t>system: SYSTEM: exibe a mensagem “This user has been blocked.”</w:t>
-            </w:r>
-          </w:p>
-        </w:tc>
-        <w:tc>
-          <w:p>
-            <w:r>
-              <w:rPr>
-                <w:sz w:val="18"/>
-              </w:rPr>
-              <w:t>exibe a mensagem “This user has been blocked.”</w:t>
+              <w:t>administrador: digita o login e pasword válidos do usuário bloqueado e pressiona o botão Login</w:t>
+            </w:r>
+          </w:p>
+        </w:tc>
+        <w:tc>
+          <w:p>
+            <w:r>
+              <w:rPr>
+                <w:sz w:val="18"/>
+              </w:rPr>
+              <w:t>SYSTEM informa que usuário está bloqueado</w:t>
             </w:r>
           </w:p>
         </w:tc>
@@ -926,7 +798,7 @@
           <w:sz w:val="24"/>
           <w:color w:val="2B6CB0"/>
         </w:rPr>
-        <w:t>[TC5] Exception Flow 1: Usuario inativo por 30 minutos</w:t>
+        <w:t>[TC5] Exception Flow 3: Usuario inativo por 30 minutos</w:t>
       </w:r>
     </w:p>
     <w:p>
@@ -944,7 +816,7 @@
         <w:rPr>
           <w:sz w:val="20"/>
         </w:rPr>
-        <w:t>Deve existir um usuario cadastrado com perfil administrador</w:t>
+        <w:t>Deve existir um usuário cadastrado com perfil administrador</w:t>
       </w:r>
     </w:p>
     <w:p>
@@ -1053,239 +925,17 @@
               <w:rPr>
                 <w:sz w:val="18"/>
               </w:rPr>
-              <w:t>administrador: acessa o sistema</w:t>
-            </w:r>
-          </w:p>
-        </w:tc>
-        <w:tc>
-          <w:p>
-            <w:r>
-              <w:rPr>
-                <w:sz w:val="18"/>
-              </w:rPr>
-              <w:t>SYSTEM exibe pagina de login</w:t>
-            </w:r>
-          </w:p>
-        </w:tc>
-      </w:tr>
-      <w:tr>
-        <w:tc>
-          <w:p>
-            <w:r>
-              <w:rPr>
-                <w:sz w:val="18"/>
-              </w:rPr>
-              <w:t>2</w:t>
-            </w:r>
-          </w:p>
-        </w:tc>
-        <w:tc>
-          <w:p>
-            <w:r>
-              <w:rPr>
-                <w:sz w:val="18"/>
-              </w:rPr>
-              <w:t>administrador: digita o user e a password de um usuario administrador e pressiona o botao Login</w:t>
-            </w:r>
-          </w:p>
-        </w:tc>
-        <w:tc>
-          <w:p>
-            <w:r>
-              <w:rPr>
-                <w:sz w:val="18"/>
-              </w:rPr>
-              <w:t>SYSTEM finaliza sessão do usuario e retorna a pagina de login ao receber alguma requisicao do usuario</w:t>
-            </w:r>
-          </w:p>
-        </w:tc>
-      </w:tr>
-    </w:tbl>
-    <w:p>
-      <w:r>
-        <w:br/>
-      </w:r>
-    </w:p>
-    <w:p>
-      <w:pPr>
-        <w:spacing w:before="180" w:after="60"/>
-      </w:pPr>
-      <w:r>
-        <w:rPr>
-          <w:b w:val="on"/>
-          <w:sz w:val="24"/>
-          <w:color w:val="2B6CB0"/>
-        </w:rPr>
-        <w:t>[TC6] Exception Flow 2: Usuario inativo por 90 dias</w:t>
-      </w:r>
-    </w:p>
-    <w:p>
-      <w:pPr>
-        <w:spacing w:after="40"/>
-      </w:pPr>
-      <w:r>
-        <w:rPr>
-          <w:b w:val="on"/>
-          <w:sz w:val="20"/>
-        </w:rPr>
-        <w:t xml:space="preserve">Preconditions: </w:t>
-      </w:r>
-      <w:r>
-        <w:rPr>
-          <w:sz w:val="20"/>
-        </w:rPr>
-        <w:t>Deve existir um usuario cadastrado com perfil administrador</w:t>
-      </w:r>
-    </w:p>
-    <w:p>
-      <w:pPr>
-        <w:spacing w:after="40"/>
-      </w:pPr>
-      <w:r>
-        <w:rPr>
-          <w:b w:val="on"/>
-          <w:sz w:val="20"/>
-        </w:rPr>
-        <w:t xml:space="preserve">Postconditions: </w:t>
-      </w:r>
-      <w:r>
-        <w:rPr>
-          <w:sz w:val="20"/>
-        </w:rPr>
-        <w:t>Flow interrupted due to exception / error</w:t>
-      </w:r>
-    </w:p>
-    <w:tbl>
-      <w:tblPr>
-        <w:tblW w:w="5000" w:type="pct"/>
-        <w:tblBorders>
-          <w:top w:val="single"/>
-          <w:left w:val="single"/>
-          <w:bottom w:val="single"/>
-          <w:right w:val="single"/>
-          <w:insideH w:val="single"/>
-          <w:insideV w:val="single"/>
-        </w:tblBorders>
-      </w:tblPr>
-      <w:tr>
-        <w:tc>
-          <w:tcPr>
-            <w:tcW w:w="1200" w:type="dxa"/>
-            <w:shd w:color="auto" w:val="clear" w:fill="2B6CB0"/>
-          </w:tcPr>
-          <w:p>
-            <w:pPr>
-              <w:jc w:val="left"/>
-            </w:pPr>
-            <w:r>
-              <w:rPr>
-                <w:b w:val="on"/>
-                <w:sz w:val="20"/>
-                <w:color w:val="FFFFFF"/>
-              </w:rPr>
-              <w:t>Step #</w:t>
-            </w:r>
-          </w:p>
-        </w:tc>
-        <w:tc>
-          <w:tcPr>
-            <w:tcW w:w="4500" w:type="dxa"/>
-            <w:shd w:color="auto" w:val="clear" w:fill="2B6CB0"/>
-          </w:tcPr>
-          <w:p>
-            <w:pPr>
-              <w:jc w:val="left"/>
-            </w:pPr>
-            <w:r>
-              <w:rPr>
-                <w:b w:val="on"/>
-                <w:sz w:val="20"/>
-                <w:color w:val="FFFFFF"/>
-              </w:rPr>
-              <w:t>Actor Action</w:t>
-            </w:r>
-          </w:p>
-        </w:tc>
-        <w:tc>
-          <w:tcPr>
-            <w:tcW w:w="4500" w:type="dxa"/>
-            <w:shd w:color="auto" w:val="clear" w:fill="2B6CB0"/>
-          </w:tcPr>
-          <w:p>
-            <w:pPr>
-              <w:jc w:val="left"/>
-            </w:pPr>
-            <w:r>
-              <w:rPr>
-                <w:b w:val="on"/>
-                <w:sz w:val="20"/>
-                <w:color w:val="FFFFFF"/>
-              </w:rPr>
-              <w:t>Expected Result (System)</w:t>
-            </w:r>
-          </w:p>
-        </w:tc>
-      </w:tr>
-      <w:tr>
-        <w:tc>
-          <w:p>
-            <w:r>
-              <w:rPr>
-                <w:sz w:val="18"/>
-              </w:rPr>
-              <w:t>1</w:t>
-            </w:r>
-          </w:p>
-        </w:tc>
-        <w:tc>
-          <w:p>
-            <w:r>
-              <w:rPr>
-                <w:sz w:val="18"/>
-              </w:rPr>
-              <w:t>administrador: acessa o sistema</w:t>
-            </w:r>
-          </w:p>
-        </w:tc>
-        <w:tc>
-          <w:p>
-            <w:r>
-              <w:rPr>
-                <w:sz w:val="18"/>
-              </w:rPr>
-              <w:t>SYSTEM exibe pagina de login</w:t>
-            </w:r>
-          </w:p>
-        </w:tc>
-      </w:tr>
-      <w:tr>
-        <w:tc>
-          <w:p>
-            <w:r>
-              <w:rPr>
-                <w:sz w:val="18"/>
-              </w:rPr>
-              <w:t>2</w:t>
-            </w:r>
-          </w:p>
-        </w:tc>
-        <w:tc>
-          <w:p>
-            <w:r>
-              <w:rPr>
-                <w:sz w:val="18"/>
-              </w:rPr>
-              <w:t>administrador: digita o user e a password de um usuario administrador e pressiona o botao Login</w:t>
-            </w:r>
-          </w:p>
-        </w:tc>
-        <w:tc>
-          <w:p>
-            <w:r>
-              <w:rPr>
-                <w:sz w:val="18"/>
-              </w:rPr>
-              <w:t>SYSTEM exibe a mensagem “This user has been blocked.”</w:t>
+              <w:t>system: SYSTEM: finaliza sessao do usuario e retorna a pagina de login</w:t>
+            </w:r>
+          </w:p>
+        </w:tc>
+        <w:tc>
+          <w:p>
+            <w:r>
+              <w:rPr>
+                <w:sz w:val="18"/>
+              </w:rPr>
+              <w:t>finaliza sessao do usuario e retorna a pagina de login</w:t>
             </w:r>
           </w:p>
         </w:tc>

--- a/output/docx/LoginServidorAdministrador.docx
+++ b/output/docx/LoginServidorAdministrador.docx
@@ -788,164 +788,6 @@
         <w:br/>
       </w:r>
     </w:p>
-    <w:p>
-      <w:pPr>
-        <w:spacing w:before="180" w:after="60"/>
-      </w:pPr>
-      <w:r>
-        <w:rPr>
-          <w:b w:val="on"/>
-          <w:sz w:val="24"/>
-          <w:color w:val="2B6CB0"/>
-        </w:rPr>
-        <w:t>[TC5] Exception Flow 3: Usuario inativo por 30 minutos</w:t>
-      </w:r>
-    </w:p>
-    <w:p>
-      <w:pPr>
-        <w:spacing w:after="40"/>
-      </w:pPr>
-      <w:r>
-        <w:rPr>
-          <w:b w:val="on"/>
-          <w:sz w:val="20"/>
-        </w:rPr>
-        <w:t xml:space="preserve">Preconditions: </w:t>
-      </w:r>
-      <w:r>
-        <w:rPr>
-          <w:sz w:val="20"/>
-        </w:rPr>
-        <w:t>Deve existir um usuário cadastrado com perfil administrador</w:t>
-      </w:r>
-    </w:p>
-    <w:p>
-      <w:pPr>
-        <w:spacing w:after="40"/>
-      </w:pPr>
-      <w:r>
-        <w:rPr>
-          <w:b w:val="on"/>
-          <w:sz w:val="20"/>
-        </w:rPr>
-        <w:t xml:space="preserve">Postconditions: </w:t>
-      </w:r>
-      <w:r>
-        <w:rPr>
-          <w:sz w:val="20"/>
-        </w:rPr>
-        <w:t>Flow interrupted due to exception / error</w:t>
-      </w:r>
-    </w:p>
-    <w:tbl>
-      <w:tblPr>
-        <w:tblW w:w="5000" w:type="pct"/>
-        <w:tblBorders>
-          <w:top w:val="single"/>
-          <w:left w:val="single"/>
-          <w:bottom w:val="single"/>
-          <w:right w:val="single"/>
-          <w:insideH w:val="single"/>
-          <w:insideV w:val="single"/>
-        </w:tblBorders>
-      </w:tblPr>
-      <w:tr>
-        <w:tc>
-          <w:tcPr>
-            <w:tcW w:w="1200" w:type="dxa"/>
-            <w:shd w:color="auto" w:val="clear" w:fill="2B6CB0"/>
-          </w:tcPr>
-          <w:p>
-            <w:pPr>
-              <w:jc w:val="left"/>
-            </w:pPr>
-            <w:r>
-              <w:rPr>
-                <w:b w:val="on"/>
-                <w:sz w:val="20"/>
-                <w:color w:val="FFFFFF"/>
-              </w:rPr>
-              <w:t>Step #</w:t>
-            </w:r>
-          </w:p>
-        </w:tc>
-        <w:tc>
-          <w:tcPr>
-            <w:tcW w:w="4500" w:type="dxa"/>
-            <w:shd w:color="auto" w:val="clear" w:fill="2B6CB0"/>
-          </w:tcPr>
-          <w:p>
-            <w:pPr>
-              <w:jc w:val="left"/>
-            </w:pPr>
-            <w:r>
-              <w:rPr>
-                <w:b w:val="on"/>
-                <w:sz w:val="20"/>
-                <w:color w:val="FFFFFF"/>
-              </w:rPr>
-              <w:t>Actor Action</w:t>
-            </w:r>
-          </w:p>
-        </w:tc>
-        <w:tc>
-          <w:tcPr>
-            <w:tcW w:w="4500" w:type="dxa"/>
-            <w:shd w:color="auto" w:val="clear" w:fill="2B6CB0"/>
-          </w:tcPr>
-          <w:p>
-            <w:pPr>
-              <w:jc w:val="left"/>
-            </w:pPr>
-            <w:r>
-              <w:rPr>
-                <w:b w:val="on"/>
-                <w:sz w:val="20"/>
-                <w:color w:val="FFFFFF"/>
-              </w:rPr>
-              <w:t>Expected Result (System)</w:t>
-            </w:r>
-          </w:p>
-        </w:tc>
-      </w:tr>
-      <w:tr>
-        <w:tc>
-          <w:p>
-            <w:r>
-              <w:rPr>
-                <w:sz w:val="18"/>
-              </w:rPr>
-              <w:t>1</w:t>
-            </w:r>
-          </w:p>
-        </w:tc>
-        <w:tc>
-          <w:p>
-            <w:r>
-              <w:rPr>
-                <w:sz w:val="18"/>
-              </w:rPr>
-              <w:t>system: SYSTEM: finaliza sessao do usuario e retorna a pagina de login</w:t>
-            </w:r>
-          </w:p>
-        </w:tc>
-        <w:tc>
-          <w:p>
-            <w:r>
-              <w:rPr>
-                <w:sz w:val="18"/>
-              </w:rPr>
-              <w:t>finaliza sessao do usuario e retorna a pagina de login</w:t>
-            </w:r>
-          </w:p>
-        </w:tc>
-      </w:tr>
-    </w:tbl>
-    <w:p>
-      <w:r>
-        <w:br/>
-      </w:r>
-    </w:p>
   </w:body>
 </w:document>
 </file>
--- a/output/docx/LoginServidorAdministrador.docx
+++ b/output/docx/LoginServidorAdministrador.docx
@@ -767,17 +767,17 @@
               <w:rPr>
                 <w:sz w:val="18"/>
               </w:rPr>
-              <w:t>administrador: digita o login e pasword válidos do usuário bloqueado e pressiona o botão Login</w:t>
-            </w:r>
-          </w:p>
-        </w:tc>
-        <w:tc>
-          <w:p>
-            <w:r>
-              <w:rPr>
-                <w:sz w:val="18"/>
-              </w:rPr>
-              <w:t>SYSTEM informa que usuário está bloqueado</w:t>
+              <w:t>administrador: digita um login e pasword de usuário administrador e pressiona o botão Login</w:t>
+            </w:r>
+          </w:p>
+        </w:tc>
+        <w:tc>
+          <w:p>
+            <w:r>
+              <w:rPr>
+                <w:sz w:val="18"/>
+              </w:rPr>
+              <w:t>SYSTEM exibe tela “Search extraction”</w:t>
             </w:r>
           </w:p>
         </w:tc>
